--- a/Module5/eedelste4_sc5.docx
+++ b/Module5/eedelste4_sc5.docx
@@ -367,152 +367,6 @@
       </w:r>
       <w:r>
         <w:t>. We could use BFS to find all possible successive eliminations that lead to a Nash equilibrium.</w:t>
-      </w:r>
-    </w:p>
-    <w:p/>
-    <w:p/>
-    <w:p>
-      <w:r>
-        <w:t xml:space="preserve">Stephanie </w:t>
-      </w:r>
-    </w:p>
-    <w:p>
-      <w:pPr>
-        <w:pStyle w:val="ListParagraph"/>
-        <w:numPr>
-          <w:ilvl w:val="0"/>
-          <w:numId w:val="3"/>
-        </w:numPr>
-      </w:pPr>
-      <w:r>
-        <w:t xml:space="preserve">Looks </w:t>
-      </w:r>
-      <w:proofErr w:type="gramStart"/>
-      <w:r>
-        <w:t>really good</w:t>
-      </w:r>
-      <w:proofErr w:type="gramEnd"/>
-      <w:r>
-        <w:t xml:space="preserve">, maybe just saying “infinity” for a win would make sense. </w:t>
-      </w:r>
-    </w:p>
-    <w:p>
-      <w:pPr>
-        <w:pStyle w:val="ListParagraph"/>
-        <w:numPr>
-          <w:ilvl w:val="0"/>
-          <w:numId w:val="3"/>
-        </w:numPr>
-      </w:pPr>
-      <w:r>
-        <w:t xml:space="preserve">Really good figure at the end. Nicely showed how center performs with your heuristic. </w:t>
-      </w:r>
-    </w:p>
-    <w:p>
-      <w:pPr>
-        <w:pStyle w:val="ListParagraph"/>
-        <w:numPr>
-          <w:ilvl w:val="0"/>
-          <w:numId w:val="3"/>
-        </w:numPr>
-      </w:pPr>
-      <w:r>
-        <w:t xml:space="preserve">Great work, the payoffs matrices were easy to follow, and the logic of the SEDS algorithm was nicely show. The explanation of state-space search is spot on. </w:t>
-      </w:r>
-    </w:p>
-    <w:p>
-      <w:r>
-        <w:t>Megan Lee</w:t>
-      </w:r>
-    </w:p>
-    <w:p>
-      <w:pPr>
-        <w:pStyle w:val="p1"/>
-        <w:numPr>
-          <w:ilvl w:val="0"/>
-          <w:numId w:val="6"/>
-        </w:numPr>
-        <w:rPr>
-          <w:sz w:val="24"/>
-          <w:szCs w:val="24"/>
-        </w:rPr>
-      </w:pPr>
-      <w:r>
-        <w:rPr>
-          <w:sz w:val="24"/>
-          <w:szCs w:val="24"/>
-        </w:rPr>
-        <w:t xml:space="preserve">nice heuristic </w:t>
-      </w:r>
-      <w:r>
-        <w:rPr>
-          <w:sz w:val="24"/>
-          <w:szCs w:val="24"/>
-        </w:rPr>
-        <w:t>fun</w:t>
-      </w:r>
-      <w:r>
-        <w:rPr>
-          <w:sz w:val="24"/>
-          <w:szCs w:val="24"/>
-        </w:rPr>
-        <w:t xml:space="preserve">ction, was there a reason for using 1, 10and </w:t>
-      </w:r>
-      <w:proofErr w:type="gramStart"/>
-      <w:r>
-        <w:rPr>
-          <w:sz w:val="24"/>
-          <w:szCs w:val="24"/>
-        </w:rPr>
-        <w:t>100 point</w:t>
-      </w:r>
-      <w:proofErr w:type="gramEnd"/>
-      <w:r>
-        <w:rPr>
-          <w:sz w:val="24"/>
-          <w:szCs w:val="24"/>
-        </w:rPr>
-        <w:t xml:space="preserve"> increments? </w:t>
-      </w:r>
-    </w:p>
-    <w:p>
-      <w:pPr>
-        <w:pStyle w:val="p1"/>
-        <w:numPr>
-          <w:ilvl w:val="0"/>
-          <w:numId w:val="6"/>
-        </w:numPr>
-        <w:rPr>
-          <w:sz w:val="24"/>
-          <w:szCs w:val="24"/>
-        </w:rPr>
-      </w:pPr>
-      <w:r>
-        <w:rPr>
-          <w:sz w:val="24"/>
-          <w:szCs w:val="24"/>
-        </w:rPr>
-        <w:t>good, but doesn’t show the heuristic function for each state of the game.</w:t>
-      </w:r>
-    </w:p>
-    <w:p>
-      <w:pPr>
-        <w:pStyle w:val="p1"/>
-        <w:numPr>
-          <w:ilvl w:val="0"/>
-          <w:numId w:val="6"/>
-        </w:numPr>
-        <w:rPr>
-          <w:sz w:val="24"/>
-          <w:szCs w:val="24"/>
-        </w:rPr>
-      </w:pPr>
-      <w:r>
-        <w:rPr>
-          <w:sz w:val="24"/>
-          <w:szCs w:val="24"/>
-        </w:rPr>
-        <w:t>nice demonstration of the SEDS algorithm. The payoff matrices and dominated strategies were easy to follow. The state-space search explanation was good.</w:t>
       </w:r>
     </w:p>
     <w:sectPr>

--- a/Module5/eedelste4_sc5.docx
+++ b/Module5/eedelste4_sc5.docx
@@ -143,6 +143,9 @@
         <w:t xml:space="preserve"> </w:t>
       </w:r>
       <w:r>
+        <w:rPr>
+          <w:noProof/>
+        </w:rPr>
         <w:drawing>
           <wp:inline distT="0" distB="0" distL="0" distR="0" wp14:anchorId="06CCB702" wp14:editId="2927DC76">
             <wp:extent cx="5928316" cy="1527048"/>
@@ -194,6 +197,9 @@
         <w:jc w:val="center"/>
       </w:pPr>
       <w:r>
+        <w:rPr>
+          <w:noProof/>
+        </w:rPr>
         <w:drawing>
           <wp:inline distT="0" distB="0" distL="0" distR="0" wp14:anchorId="194F3DA3" wp14:editId="6489527D">
             <wp:extent cx="4432300" cy="1600200"/>
@@ -244,6 +250,9 @@
         <w:jc w:val="center"/>
       </w:pPr>
       <w:r>
+        <w:rPr>
+          <w:noProof/>
+        </w:rPr>
         <w:drawing>
           <wp:inline distT="0" distB="0" distL="0" distR="0" wp14:anchorId="4FF491BD" wp14:editId="3B4B7645">
             <wp:extent cx="4432300" cy="1257300"/>
@@ -303,6 +312,9 @@
         <w:jc w:val="center"/>
       </w:pPr>
       <w:r>
+        <w:rPr>
+          <w:noProof/>
+        </w:rPr>
         <w:lastRenderedPageBreak/>
         <w:drawing>
           <wp:inline distT="0" distB="0" distL="0" distR="0" wp14:anchorId="53720AC0" wp14:editId="5343A9F7">
